--- a/transplant/high-risk/docs/06_HEHE_Clinical_Protocol_Boundary_Addendum_v7.docx
+++ b/transplant/high-risk/docs/06_HEHE_Clinical_Protocol_Boundary_Addendum_v7.docx
@@ -4,11 +4,17 @@
   <w:body>
     <w:p>
       <w:pPr>
+        <w:rPr>
+          <w:color w:val="A8470A"/>
+        </w:rPr>
         <w:pStyle w:val="Heading1"/>
         <w:keepNext/>
         <w:widowControl/>
       </w:pPr>
       <w:r>
+        <w:rPr>
+          <w:color w:val="A8470A"/>
+        </w:rPr>
         <w:t xml:space="preserve">Hepatic epithelioid hemangioendothelioma — Clinical Protocol Boundary Addendum V7</w:t>
       </w:r>
     </w:p>
@@ -32,11 +38,17 @@
     </w:p>
     <w:p>
       <w:pPr>
+        <w:rPr>
+          <w:color w:val="A8470A"/>
+        </w:rPr>
         <w:pStyle w:val="Heading2"/>
         <w:keepNext/>
         <w:widowControl/>
       </w:pPr>
       <w:r>
+        <w:rPr>
+          <w:color w:val="A8470A"/>
+        </w:rPr>
         <w:t xml:space="preserve">Policy and allocation status</w:t>
       </w:r>
     </w:p>
@@ -127,33 +139,51 @@
     </w:p>
     <w:p>
       <w:pPr>
+        <w:rPr>
+          <w:color w:val="A8470A"/>
+        </w:rPr>
         <w:pStyle w:val="Heading2"/>
         <w:keepNext/>
         <w:widowControl/>
       </w:pPr>
       <w:r>
+        <w:rPr>
+          <w:color w:val="A8470A"/>
+        </w:rPr>
         <w:t xml:space="preserve">HEHE-B1 — When is observation more informative than immediate listing?</w:t>
       </w:r>
     </w:p>
     <w:p>
       <w:pPr>
+        <w:rPr>
+          <w:color w:val="A8470A"/>
+        </w:rPr>
         <w:pStyle w:val="Heading3"/>
         <w:keepNext/>
         <w:widowControl/>
       </w:pPr>
       <w:bookmarkStart w:id="1" w:name="HEHE_B1"/>
       <w:r>
+        <w:rPr>
+          <w:color w:val="A8470A"/>
+        </w:rPr>
         <w:t xml:space="preserve">HEHE-B1 — When is observation more informative than immediate listing?</w:t>
       </w:r>
       <w:bookmarkEnd w:id="1"/>
     </w:p>
     <w:p>
       <w:pPr>
+        <w:rPr>
+          <w:color w:val="A8470A"/>
+        </w:rPr>
         <w:pStyle w:val="Heading3"/>
         <w:keepNext/>
         <w:widowControl/>
       </w:pPr>
       <w:r>
+        <w:rPr>
+          <w:color w:val="A8470A"/>
+        </w:rPr>
         <w:t xml:space="preserve">Question and comparison</w:t>
       </w:r>
     </w:p>
@@ -169,11 +199,17 @@
     </w:p>
     <w:p>
       <w:pPr>
+        <w:rPr>
+          <w:color w:val="A8470A"/>
+        </w:rPr>
         <w:pStyle w:val="Heading3"/>
         <w:keepNext/>
         <w:widowControl/>
       </w:pPr>
       <w:r>
+        <w:rPr>
+          <w:color w:val="A8470A"/>
+        </w:rPr>
         <w:t xml:space="preserve">Evidence before choosing a rule</w:t>
       </w:r>
     </w:p>
@@ -1219,11 +1255,17 @@
     </w:tbl>
     <w:p>
       <w:pPr>
+        <w:rPr>
+          <w:color w:val="A8470A"/>
+        </w:rPr>
         <w:pStyle w:val="Heading3"/>
         <w:keepNext/>
         <w:widowControl/>
       </w:pPr>
       <w:r>
+        <w:rPr>
+          <w:color w:val="A8470A"/>
+        </w:rPr>
         <w:t xml:space="preserve">Synthesis and evidence that challenges the proposal</w:t>
       </w:r>
     </w:p>
@@ -1443,11 +1485,17 @@
     </w:p>
     <w:p>
       <w:pPr>
+        <w:rPr>
+          <w:color w:val="A8470A"/>
+        </w:rPr>
         <w:pStyle w:val="Heading3"/>
         <w:keepNext/>
         <w:widowControl/>
       </w:pPr>
       <w:r>
+        <w:rPr>
+          <w:color w:val="A8470A"/>
+        </w:rPr>
         <w:t xml:space="preserve">Where each proposed threshold comes from</w:t>
       </w:r>
     </w:p>
@@ -1495,11 +1543,17 @@
     </w:p>
     <w:p>
       <w:pPr>
+        <w:rPr>
+          <w:color w:val="A8470A"/>
+        </w:rPr>
         <w:pStyle w:val="Heading3"/>
         <w:keepNext/>
         <w:widowControl/>
       </w:pPr>
       <w:r>
+        <w:rPr>
+          <w:color w:val="A8470A"/>
+        </w:rPr>
         <w:t xml:space="preserve">Source wording — read in context</w:t>
       </w:r>
     </w:p>
@@ -1837,11 +1891,17 @@
     </w:p>
     <w:p>
       <w:pPr>
+        <w:rPr>
+          <w:color w:val="A8470A"/>
+        </w:rPr>
         <w:pStyle w:val="Heading3"/>
         <w:keepNext/>
         <w:widowControl/>
       </w:pPr>
       <w:r>
+        <w:rPr>
+          <w:color w:val="A8470A"/>
+        </w:rPr>
         <w:t xml:space="preserve">OPEN recommendation after the evidence review</w:t>
       </w:r>
     </w:p>
@@ -2134,11 +2194,17 @@
     </w:p>
     <w:p>
       <w:pPr>
+        <w:rPr>
+          <w:color w:val="A8470A"/>
+        </w:rPr>
         <w:pStyle w:val="Heading3"/>
         <w:keepNext/>
         <w:widowControl/>
       </w:pPr>
       <w:r>
+        <w:rPr>
+          <w:color w:val="A8470A"/>
+        </w:rPr>
         <w:t xml:space="preserve">Information required before the decision</w:t>
       </w:r>
     </w:p>
@@ -2226,33 +2292,51 @@
     </w:p>
     <w:p>
       <w:pPr>
+        <w:rPr>
+          <w:color w:val="A8470A"/>
+        </w:rPr>
         <w:pStyle w:val="Heading2"/>
         <w:keepNext/>
         <w:widowControl/>
       </w:pPr>
       <w:r>
+        <w:rPr>
+          <w:color w:val="A8470A"/>
+        </w:rPr>
         <w:t xml:space="preserve">HEHE-B2 — Can extrahepatic disease or an explant score broaden access?</w:t>
       </w:r>
     </w:p>
     <w:p>
       <w:pPr>
+        <w:rPr>
+          <w:color w:val="A8470A"/>
+        </w:rPr>
         <w:pStyle w:val="Heading3"/>
         <w:keepNext/>
         <w:widowControl/>
       </w:pPr>
       <w:bookmarkStart w:id="2" w:name="HEHE_B2"/>
       <w:r>
+        <w:rPr>
+          <w:color w:val="A8470A"/>
+        </w:rPr>
         <w:t xml:space="preserve">HEHE-B2 — Can extrahepatic disease or an explant score broaden access?</w:t>
       </w:r>
       <w:bookmarkEnd w:id="2"/>
     </w:p>
     <w:p>
       <w:pPr>
+        <w:rPr>
+          <w:color w:val="A8470A"/>
+        </w:rPr>
         <w:pStyle w:val="Heading3"/>
         <w:keepNext/>
         <w:widowControl/>
       </w:pPr>
       <w:r>
+        <w:rPr>
+          <w:color w:val="A8470A"/>
+        </w:rPr>
         <w:t xml:space="preserve">Question and comparison</w:t>
       </w:r>
     </w:p>
@@ -2268,11 +2352,17 @@
     </w:p>
     <w:p>
       <w:pPr>
+        <w:rPr>
+          <w:color w:val="A8470A"/>
+        </w:rPr>
         <w:pStyle w:val="Heading3"/>
         <w:keepNext/>
         <w:widowControl/>
       </w:pPr>
       <w:r>
+        <w:rPr>
+          <w:color w:val="A8470A"/>
+        </w:rPr>
         <w:t xml:space="preserve">Evidence before choosing a rule</w:t>
       </w:r>
     </w:p>
@@ -3318,11 +3408,17 @@
     </w:tbl>
     <w:p>
       <w:pPr>
+        <w:rPr>
+          <w:color w:val="A8470A"/>
+        </w:rPr>
         <w:pStyle w:val="Heading3"/>
         <w:keepNext/>
         <w:widowControl/>
       </w:pPr>
       <w:r>
+        <w:rPr>
+          <w:color w:val="A8470A"/>
+        </w:rPr>
         <w:t xml:space="preserve">Synthesis and evidence that challenges the proposal</w:t>
       </w:r>
     </w:p>
@@ -3542,11 +3638,17 @@
     </w:p>
     <w:p>
       <w:pPr>
+        <w:rPr>
+          <w:color w:val="A8470A"/>
+        </w:rPr>
         <w:pStyle w:val="Heading3"/>
         <w:keepNext/>
         <w:widowControl/>
       </w:pPr>
       <w:r>
+        <w:rPr>
+          <w:color w:val="A8470A"/>
+        </w:rPr>
         <w:t xml:space="preserve">Where each proposed threshold comes from</w:t>
       </w:r>
     </w:p>
@@ -3594,11 +3696,17 @@
     </w:p>
     <w:p>
       <w:pPr>
+        <w:rPr>
+          <w:color w:val="A8470A"/>
+        </w:rPr>
         <w:pStyle w:val="Heading3"/>
         <w:keepNext/>
         <w:widowControl/>
       </w:pPr>
       <w:r>
+        <w:rPr>
+          <w:color w:val="A8470A"/>
+        </w:rPr>
         <w:t xml:space="preserve">Source wording — read in context</w:t>
       </w:r>
     </w:p>
@@ -4204,11 +4312,17 @@
     </w:p>
     <w:p>
       <w:pPr>
+        <w:rPr>
+          <w:color w:val="A8470A"/>
+        </w:rPr>
         <w:pStyle w:val="Heading3"/>
         <w:keepNext/>
         <w:widowControl/>
       </w:pPr>
       <w:r>
+        <w:rPr>
+          <w:color w:val="A8470A"/>
+        </w:rPr>
         <w:t xml:space="preserve">OPEN recommendation after the evidence review</w:t>
       </w:r>
     </w:p>
@@ -4501,11 +4615,17 @@
     </w:p>
     <w:p>
       <w:pPr>
+        <w:rPr>
+          <w:color w:val="A8470A"/>
+        </w:rPr>
         <w:pStyle w:val="Heading3"/>
         <w:keepNext/>
         <w:widowControl/>
       </w:pPr>
       <w:r>
+        <w:rPr>
+          <w:color w:val="A8470A"/>
+        </w:rPr>
         <w:t xml:space="preserve">Information required before the decision</w:t>
       </w:r>
     </w:p>
@@ -4625,11 +4745,17 @@
     </w:p>
     <w:p>
       <w:pPr>
+        <w:rPr>
+          <w:color w:val="A8470A"/>
+        </w:rPr>
         <w:pStyle w:val="Heading1"/>
         <w:keepNext/>
         <w:widowControl/>
       </w:pPr>
       <w:r>
+        <w:rPr>
+          <w:color w:val="A8470A"/>
+        </w:rPr>
         <w:t xml:space="preserve">References</w:t>
       </w:r>
     </w:p>
@@ -5058,12 +5184,18 @@
     </w:p>
     <w:p>
       <w:pPr>
+        <w:rPr>
+          <w:color w:val="A8470A"/>
+        </w:rPr>
         <w:pStyle w:val="Heading1"/>
         <w:keepNext/>
         <w:widowControl/>
         <w:keepLines/>
       </w:pPr>
       <w:r>
+        <w:rPr>
+          <w:color w:val="A8470A"/>
+        </w:rPr>
         <w:t xml:space="preserve">Revision note</w:t>
       </w:r>
     </w:p>
@@ -5728,7 +5860,7 @@
         <w:bottom w:val="single" w:sz="24" w:space="0" w:color="156082" w:themeColor="accent1"/>
         <w:right w:val="single" w:sz="24" w:space="0" w:color="156082" w:themeColor="accent1"/>
       </w:pBdr>
-      <w:shd w:val="clear" w:color="auto" w:fill="156082" w:themeFill="accent1"/>
+      <w:shd w:val="clear" w:fill="FFFFFF"/>
       <w:spacing w:after="0"/>
       <w:outlineLvl w:val="0"/>
     </w:pPr>
@@ -5736,7 +5868,7 @@
       <w:b/>
       <w:bCs/>
       <w:caps/>
-      <w:color w:val="FFFFFF" w:themeColor="background1"/>
+      <w:color w:val="A8470A"/>
       <w:spacing w:val="15"/>
       <w:sz w:val="22"/>
       <w:szCs w:val="22"/>
@@ -5758,7 +5890,7 @@
         <w:bottom w:val="single" w:sz="24" w:space="0" w:color="C1E4F5" w:themeColor="accent1" w:themeTint="33"/>
         <w:right w:val="single" w:sz="24" w:space="0" w:color="C1E4F5" w:themeColor="accent1" w:themeTint="33"/>
       </w:pBdr>
-      <w:shd w:val="clear" w:color="auto" w:fill="C1E4F5" w:themeFill="accent1" w:themeFillTint="33"/>
+      <w:shd w:val="clear" w:fill="FFFFFF"/>
       <w:spacing w:after="0"/>
       <w:outlineLvl w:val="1"/>
     </w:pPr>
@@ -5767,6 +5899,7 @@
       <w:spacing w:val="15"/>
       <w:sz w:val="22"/>
       <w:szCs w:val="22"/>
+      <w:color w:val="A8470A"/>
     </w:rPr>
   </w:style>
   <w:style w:type="paragraph" w:styleId="Heading3">
@@ -5788,7 +5921,7 @@
     </w:pPr>
     <w:rPr>
       <w:caps/>
-      <w:color w:val="0A2F40" w:themeColor="accent1" w:themeShade="7F"/>
+      <w:color w:val="A8470A"/>
       <w:spacing w:val="15"/>
       <w:sz w:val="22"/>
       <w:szCs w:val="22"/>
@@ -5814,7 +5947,7 @@
     </w:pPr>
     <w:rPr>
       <w:caps/>
-      <w:color w:val="0F4761" w:themeColor="accent1" w:themeShade="BF"/>
+      <w:color w:val="A8470A"/>
       <w:spacing w:val="10"/>
       <w:sz w:val="22"/>
       <w:szCs w:val="22"/>
@@ -5839,7 +5972,7 @@
     </w:pPr>
     <w:rPr>
       <w:caps/>
-      <w:color w:val="0F4761" w:themeColor="accent1" w:themeShade="BF"/>
+      <w:color w:val="A8470A"/>
       <w:spacing w:val="10"/>
       <w:sz w:val="22"/>
       <w:szCs w:val="22"/>
@@ -5864,7 +5997,7 @@
     </w:pPr>
     <w:rPr>
       <w:caps/>
-      <w:color w:val="0F4761" w:themeColor="accent1" w:themeShade="BF"/>
+      <w:color w:val="A8470A"/>
       <w:spacing w:val="10"/>
       <w:sz w:val="22"/>
       <w:szCs w:val="22"/>
@@ -5886,7 +6019,7 @@
     </w:pPr>
     <w:rPr>
       <w:caps/>
-      <w:color w:val="0F4761" w:themeColor="accent1" w:themeShade="BF"/>
+      <w:color w:val="A8470A"/>
       <w:spacing w:val="10"/>
       <w:sz w:val="22"/>
       <w:szCs w:val="22"/>
@@ -5911,6 +6044,7 @@
       <w:spacing w:val="10"/>
       <w:sz w:val="18"/>
       <w:szCs w:val="18"/>
+      <w:color w:val="A8470A"/>
     </w:rPr>
   </w:style>
   <w:style w:type="paragraph" w:styleId="Heading9">
@@ -5933,6 +6067,7 @@
       <w:spacing w:val="10"/>
       <w:sz w:val="18"/>
       <w:szCs w:val="18"/>
+      <w:color w:val="A8470A"/>
     </w:rPr>
   </w:style>
   <w:style w:type="character" w:default="1" w:styleId="DefaultParagraphFont">
@@ -5975,7 +6110,7 @@
     </w:pPr>
     <w:rPr>
       <w:caps/>
-      <w:color w:val="156082" w:themeColor="accent1"/>
+      <w:color w:val="A8470A"/>
       <w:spacing w:val="10"/>
       <w:kern w:val="28"/>
       <w:sz w:val="52"/>
@@ -6048,6 +6183,7 @@
     </w:rPr>
   </w:style>
   <w:style w:type="character" w:customStyle="1" w:styleId="Heading1Char">
+    <w:pPr/>
     <w:name w:val="Heading 1 Char"/>
     <w:basedOn w:val="DefaultParagraphFont"/>
     <w:link w:val="Heading1"/>
@@ -6057,12 +6193,13 @@
       <w:b/>
       <w:bCs/>
       <w:caps/>
-      <w:color w:val="FFFFFF" w:themeColor="background1"/>
+      <w:color w:val="A8470A"/>
       <w:spacing w:val="15"/>
       <w:shd w:val="clear" w:color="auto" w:fill="156082" w:themeFill="accent1"/>
     </w:rPr>
   </w:style>
   <w:style w:type="character" w:customStyle="1" w:styleId="Heading2Char">
+    <w:pPr/>
     <w:name w:val="Heading 2 Char"/>
     <w:basedOn w:val="DefaultParagraphFont"/>
     <w:link w:val="Heading2"/>
@@ -6072,9 +6209,11 @@
       <w:caps/>
       <w:spacing w:val="15"/>
       <w:shd w:val="clear" w:color="auto" w:fill="C1E4F5" w:themeFill="accent1" w:themeFillTint="33"/>
+      <w:color w:val="A8470A"/>
     </w:rPr>
   </w:style>
   <w:style w:type="character" w:customStyle="1" w:styleId="Heading3Char">
+    <w:pPr/>
     <w:name w:val="Heading 3 Char"/>
     <w:basedOn w:val="DefaultParagraphFont"/>
     <w:link w:val="Heading3"/>
@@ -6082,11 +6221,12 @@
     <w:rsid w:val="00073D09"/>
     <w:rPr>
       <w:caps/>
-      <w:color w:val="0A2F40" w:themeColor="accent1" w:themeShade="7F"/>
+      <w:color w:val="A8470A"/>
       <w:spacing w:val="15"/>
     </w:rPr>
   </w:style>
   <w:style w:type="character" w:customStyle="1" w:styleId="Heading4Char">
+    <w:pPr/>
     <w:name w:val="Heading 4 Char"/>
     <w:basedOn w:val="DefaultParagraphFont"/>
     <w:link w:val="Heading4"/>
@@ -6095,11 +6235,12 @@
     <w:rsid w:val="00073D09"/>
     <w:rPr>
       <w:caps/>
-      <w:color w:val="0F4761" w:themeColor="accent1" w:themeShade="BF"/>
+      <w:color w:val="A8470A"/>
       <w:spacing w:val="10"/>
     </w:rPr>
   </w:style>
   <w:style w:type="character" w:customStyle="1" w:styleId="Heading5Char">
+    <w:pPr/>
     <w:name w:val="Heading 5 Char"/>
     <w:basedOn w:val="DefaultParagraphFont"/>
     <w:link w:val="Heading5"/>
@@ -6108,11 +6249,12 @@
     <w:rsid w:val="00073D09"/>
     <w:rPr>
       <w:caps/>
-      <w:color w:val="0F4761" w:themeColor="accent1" w:themeShade="BF"/>
+      <w:color w:val="A8470A"/>
       <w:spacing w:val="10"/>
     </w:rPr>
   </w:style>
   <w:style w:type="character" w:customStyle="1" w:styleId="Heading6Char">
+    <w:pPr/>
     <w:name w:val="Heading 6 Char"/>
     <w:basedOn w:val="DefaultParagraphFont"/>
     <w:link w:val="Heading6"/>
@@ -6121,11 +6263,12 @@
     <w:rsid w:val="00073D09"/>
     <w:rPr>
       <w:caps/>
-      <w:color w:val="0F4761" w:themeColor="accent1" w:themeShade="BF"/>
+      <w:color w:val="A8470A"/>
       <w:spacing w:val="10"/>
     </w:rPr>
   </w:style>
   <w:style w:type="character" w:customStyle="1" w:styleId="Heading7Char">
+    <w:pPr/>
     <w:name w:val="Heading 7 Char"/>
     <w:basedOn w:val="DefaultParagraphFont"/>
     <w:link w:val="Heading7"/>
@@ -6134,11 +6277,12 @@
     <w:rsid w:val="00073D09"/>
     <w:rPr>
       <w:caps/>
-      <w:color w:val="0F4761" w:themeColor="accent1" w:themeShade="BF"/>
+      <w:color w:val="A8470A"/>
       <w:spacing w:val="10"/>
     </w:rPr>
   </w:style>
   <w:style w:type="character" w:customStyle="1" w:styleId="Heading8Char">
+    <w:pPr/>
     <w:name w:val="Heading 8 Char"/>
     <w:basedOn w:val="DefaultParagraphFont"/>
     <w:link w:val="Heading8"/>
@@ -6150,9 +6294,11 @@
       <w:spacing w:val="10"/>
       <w:sz w:val="18"/>
       <w:szCs w:val="18"/>
+      <w:color w:val="A8470A"/>
     </w:rPr>
   </w:style>
   <w:style w:type="character" w:customStyle="1" w:styleId="Heading9Char">
+    <w:pPr/>
     <w:name w:val="Heading 9 Char"/>
     <w:basedOn w:val="DefaultParagraphFont"/>
     <w:link w:val="Heading9"/>
@@ -6165,6 +6311,7 @@
       <w:spacing w:val="10"/>
       <w:sz w:val="18"/>
       <w:szCs w:val="18"/>
+      <w:color w:val="A8470A"/>
     </w:rPr>
   </w:style>
   <w:style w:type="paragraph" w:styleId="Caption">
@@ -6185,6 +6332,7 @@
     </w:rPr>
   </w:style>
   <w:style w:type="character" w:customStyle="1" w:styleId="TitleChar">
+    <w:pPr/>
     <w:name w:val="Title Char"/>
     <w:basedOn w:val="DefaultParagraphFont"/>
     <w:link w:val="Title"/>
@@ -6192,7 +6340,7 @@
     <w:rsid w:val="00073D09"/>
     <w:rPr>
       <w:caps/>
-      <w:color w:val="156082" w:themeColor="accent1"/>
+      <w:color w:val="A8470A"/>
       <w:spacing w:val="10"/>
       <w:kern w:val="28"/>
       <w:sz w:val="52"/>
@@ -6212,13 +6360,14 @@
     </w:pPr>
     <w:rPr>
       <w:caps/>
-      <w:color w:val="595959" w:themeColor="text1" w:themeTint="A6"/>
+      <w:color w:val="A8470A"/>
       <w:spacing w:val="10"/>
       <w:sz w:val="24"/>
       <w:szCs w:val="24"/>
     </w:rPr>
   </w:style>
   <w:style w:type="character" w:customStyle="1" w:styleId="SubtitleChar">
+    <w:pPr/>
     <w:name w:val="Subtitle Char"/>
     <w:basedOn w:val="DefaultParagraphFont"/>
     <w:link w:val="Subtitle"/>
@@ -6226,7 +6375,7 @@
     <w:rsid w:val="00073D09"/>
     <w:rPr>
       <w:caps/>
-      <w:color w:val="595959" w:themeColor="text1" w:themeTint="A6"/>
+      <w:color w:val="A8470A"/>
       <w:spacing w:val="10"/>
       <w:sz w:val="24"/>
       <w:szCs w:val="24"/>
